--- a/document/spring.docx
+++ b/document/spring.docx
@@ -108,8 +108,6 @@
         </w:rPr>
         <w:t>3、</w:t>
       </w:r>
-      <w:bookmarkStart w:id="0" w:name="_GoBack"/>
-      <w:bookmarkEnd w:id="0"/>
       <w:r>
         <w:rPr>
           <w:rFonts w:hint="eastAsia"/>
@@ -247,8 +245,31 @@
     </w:p>
     <w:p>
       <w:pPr>
+        <w:spacing w:beforeLines="0" w:afterLines="0"/>
+        <w:rPr>
+          <w:rFonts w:hint="default"/>
+          <w:sz w:val="21"/>
+          <w:szCs w:val="24"/>
+          <w:lang w:val="en-US" w:eastAsia="zh-CN"/>
+        </w:rPr>
+      </w:pPr>
+      <w:r>
+        <w:rPr>
+          <w:rFonts w:hint="eastAsia"/>
+          <w:sz w:val="21"/>
+          <w:szCs w:val="24"/>
+          <w:lang w:val="en-US" w:eastAsia="zh-CN"/>
+        </w:rPr>
+        <w:t>4、spring的bean的名称默认是根据方法名称或者类名，如果存在多个相同的实现类就需要指定bean的名称，或者指定方法名称</w:t>
+      </w:r>
+      <w:bookmarkStart w:id="0" w:name="_GoBack"/>
+      <w:bookmarkEnd w:id="0"/>
+    </w:p>
+    <w:p>
+      <w:pPr>
         <w:widowControl w:val="0"/>
         <w:numPr>
+          <w:ilvl w:val="0"/>
           <w:numId w:val="0"/>
         </w:numPr>
         <w:jc w:val="both"/>
@@ -363,7 +384,7 @@
     <w:lsdException w:qFormat="1" w:unhideWhenUsed="0" w:uiPriority="0" w:semiHidden="0" w:name="Title"/>
     <w:lsdException w:unhideWhenUsed="0" w:uiPriority="0" w:semiHidden="0" w:name="Closing"/>
     <w:lsdException w:unhideWhenUsed="0" w:uiPriority="0" w:semiHidden="0" w:name="Signature"/>
-    <w:lsdException w:unhideWhenUsed="0" w:uiPriority="0" w:name="Default Paragraph Font"/>
+    <w:lsdException w:qFormat="1" w:unhideWhenUsed="0" w:uiPriority="0" w:name="Default Paragraph Font"/>
     <w:lsdException w:unhideWhenUsed="0" w:uiPriority="0" w:semiHidden="0" w:name="Body Text"/>
     <w:lsdException w:unhideWhenUsed="0" w:uiPriority="0" w:semiHidden="0" w:name="Body Text Indent"/>
     <w:lsdException w:unhideWhenUsed="0" w:uiPriority="0" w:semiHidden="0" w:name="List Continue"/>
@@ -401,7 +422,7 @@
     <w:lsdException w:unhideWhenUsed="0" w:uiPriority="0" w:semiHidden="0" w:name="HTML Sample"/>
     <w:lsdException w:unhideWhenUsed="0" w:uiPriority="0" w:semiHidden="0" w:name="HTML Typewriter"/>
     <w:lsdException w:unhideWhenUsed="0" w:uiPriority="0" w:semiHidden="0" w:name="HTML Variable"/>
-    <w:lsdException w:unhideWhenUsed="0" w:uiPriority="0" w:name="Normal Table"/>
+    <w:lsdException w:qFormat="1" w:unhideWhenUsed="0" w:uiPriority="0" w:name="Normal Table"/>
     <w:lsdException w:unhideWhenUsed="0" w:uiPriority="0" w:semiHidden="0" w:name="annotation subject"/>
     <w:lsdException w:unhideWhenUsed="0" w:uiPriority="0" w:semiHidden="0" w:name="Table Simple 1"/>
     <w:lsdException w:unhideWhenUsed="0" w:uiPriority="0" w:semiHidden="0" w:name="Table Simple 2"/>
@@ -566,11 +587,13 @@
   <w:style w:type="character" w:default="1" w:styleId="3">
     <w:name w:val="Default Paragraph Font"/>
     <w:semiHidden/>
+    <w:qFormat/>
     <w:uiPriority w:val="0"/>
   </w:style>
   <w:style w:type="table" w:default="1" w:styleId="2">
     <w:name w:val="Normal Table"/>
     <w:semiHidden/>
+    <w:qFormat/>
     <w:uiPriority w:val="0"/>
     <w:tblPr>
       <w:tblCellMar>
